--- a/output/中国人形机器人产业链研究_大纲与数据来源memo.docx
+++ b/output/中国人形机器人产业链研究_大纲与数据来源memo.docx
@@ -15,7 +15,7 @@
           <w:b/>
           <w:sz w:val="36"/>
         </w:rPr>
-        <w:t>《中国人形机器人产业链研究》大纲与数据来源memo</w:t>
+        <w:t>中国人形机器人产业链研究——研究提纲与数据来源memo</w:t>
       </w:r>
     </w:p>
     <w:p>
@@ -29,7 +29,7 @@
           <w:rFonts w:hint="eastAsia"/>
           <w:b/>
         </w:rPr>
-        <w:t>研究任务与篇幅取舍</w:t>
+        <w:t>研究背景与目的</w:t>
       </w:r>
       <w:bookmarkEnd w:id="1000"/>
     </w:p>
@@ -41,18 +41,7 @@
         <w:rPr>
           <w:rFonts w:hint="eastAsia"/>
         </w:rPr>
-        <w:t>本次研究服务于对无锡巨蟹智能驱动科技有限公司的实地拜访。该公司主营谐波减速器、驱动器、编码器及一体化动力关节模组，处于人形机器人产业链中价值量最高的核心传动与执行环节。研究要回答三个问题：标的所处环节的景气度与竞争强度、产业链公司的资本化路径与估值参照、我司在这条产业链上已有的业务积累与空白。</w:t>
-      </w:r>
-    </w:p>
-    <w:p>
-      <w:pPr>
-        <w:pStyle w:val="a0"/>
-      </w:pPr>
-      <w:r>
-        <w:rPr>
-          <w:rFonts w:hint="eastAsia"/>
-        </w:rPr>
-        <w:t>产业链覆盖面很广，本次没有平均用力。谐波减速器，电机、驱动器与编码器，一体化关节模组这三个上游环节，以及作为其直接客户的整机制造环节，写深写透；行星滚柱丝杠、精密轴承、灵巧手、力与触觉传感器、芯片等与标的相关度较低的环节，以及下游应用场景，压缩为概览，只保持产业链的完整性。</w:t>
+        <w:t>拟于近期拜访无锡巨蟹智能驱动科技有限公司。该公司主营谐波减速器、驱动器、编码器及一体化动力关节模组，处于人形机器人产业链中价值量最高的核心传动与执行环节。计划在拜访前完成一份产业链研究，回答三个问题：标的所处环节的景气度与竞争强度、产业链公司的资本化路径与估值参照、我司在这条产业链上已有的业务积累与空白。</w:t>
       </w:r>
     </w:p>
     <w:p>
@@ -66,7 +55,7 @@
           <w:rFonts w:hint="eastAsia"/>
           <w:b/>
         </w:rPr>
-        <w:t>报告框架</w:t>
+        <w:t>研究思路与篇幅取舍</w:t>
       </w:r>
       <w:bookmarkEnd w:id="1001"/>
     </w:p>
@@ -78,7 +67,33 @@
         <w:rPr>
           <w:rFonts w:hint="eastAsia"/>
         </w:rPr>
-        <w:t>报告正文八章，加一节数据来源说明，含图6幅、表15张，约2.9万字，整体可分为四个层次。</w:t>
+        <w:t>人形机器人产业链覆盖面很广，不打算平均用力。拟把篇幅集中在两处：一是与标的主营直接对应的三个上游环节，即谐波减速器，电机、驱动器与编码器，以及一体化关节模组；二是作为其直接客户的整机制造环节。行星滚柱丝杠、精密轴承、灵巧手、力与触觉传感器、芯片等与标的相关度较低的环节，以及下游应用场景，只作概览，保持产业链完整性即可。</w:t>
+      </w:r>
+    </w:p>
+    <w:p>
+      <w:pPr>
+        <w:pStyle w:val="2"/>
+        <w:spacing w:before="156" w:after="156"/>
+      </w:pPr>
+      <w:bookmarkStart w:id="1002" w:name="_Toc900002"/>
+      <w:r>
+        <w:rPr>
+          <w:rFonts w:hint="eastAsia"/>
+          <w:b/>
+        </w:rPr>
+        <w:t>拟定提纲</w:t>
+      </w:r>
+      <w:bookmarkEnd w:id="1002"/>
+    </w:p>
+    <w:p>
+      <w:pPr>
+        <w:pStyle w:val="a0"/>
+      </w:pPr>
+      <w:r>
+        <w:rPr>
+          <w:rFonts w:hint="eastAsia"/>
+        </w:rPr>
+        <w:t>拟按四个层次展开，共八章。</w:t>
       </w:r>
     </w:p>
     <w:p>
@@ -100,7 +115,7 @@
         <w:rPr>
           <w:rFonts w:hint="eastAsia"/>
         </w:rPr>
-        <w:t>第二层是行业现状与格局，对应第三、四章。从出货量与市场规模、应用结构、招投标、成本曲线、政策、区域集群六个角度描述现状，再落到整机与核心传动执行两个环节的竞争格局，并归纳产业链价值迁移带来的业务机会。</w:t>
+        <w:t>第二层是行业现状与格局，对应第三、四章。拟从出货量与市场规模、应用结构、招投标、成本曲线、政策、区域集群六个角度描述现状，再落到整机与核心传动执行两个环节的竞争格局，并归纳产业链价值迁移带来的业务机会。</w:t>
       </w:r>
     </w:p>
     <w:p>
@@ -111,7 +126,7 @@
         <w:rPr>
           <w:rFonts w:hint="eastAsia"/>
         </w:rPr>
-        <w:t>第三层是重点环节的深挖，对应第五、六章。第五章逐家分析整机企业的产品条线、出货量与商业化现状，宇树、智元、优必选三家单独成节，第二梯队及新兴企业集中梳理，并以特斯拉Optimus作海外对照；第六章按上市进度分类梳理产业链公司的资本化情况，同时给出可比公司的估值参照。</w:t>
+        <w:t>第三层是重点环节的深挖，对应第五、六章。第五章拟逐家分析整机企业的产品条线、出货量与商业化现状，头部企业单独成节，第二梯队及新兴企业集中梳理，并以特斯拉Optimus作海外对照；第六章按上市进度分类梳理产业链公司的资本化情况，同时找出可用于对标的的估值参照。</w:t>
       </w:r>
     </w:p>
     <w:p>
@@ -122,7 +137,7 @@
         <w:rPr>
           <w:rFonts w:hint="eastAsia"/>
         </w:rPr>
-        <w:t>第四层是落到我司与标的，对应第七、八章。第七章梳理与国泰海通相关的产业链公司，分保荐承销、上市辅导、股权投资三条线；第八章给出标的的产业链定位与可比公司对照，并把前面全部的行业判断转化为十个维度的拜访问题清单和初步判断。</w:t>
+        <w:t>第四层是落到我司与标的，对应第七、八章。第七章拟梳理与国泰海通相关的产业链公司，分保荐承销、上市辅导、股权投资三条线；第八章给出标的的产业链定位与可比公司对照，并把前面各章的行业判断转化为一份拜访问题清单和初步判断。</w:t>
       </w:r>
     </w:p>
     <w:p>
@@ -130,7 +145,7 @@
         <w:pStyle w:val="2"/>
         <w:spacing w:before="156" w:after="156"/>
       </w:pPr>
-      <w:bookmarkStart w:id="1002" w:name="_Toc900002"/>
+      <w:bookmarkStart w:id="1003" w:name="_Toc900003"/>
       <w:r>
         <w:rPr>
           <w:rFonts w:hint="eastAsia"/>
@@ -138,7 +153,7 @@
         </w:rPr>
         <w:t>研究方法与数据来源</w:t>
       </w:r>
-      <w:bookmarkEnd w:id="1002"/>
+      <w:bookmarkEnd w:id="1003"/>
     </w:p>
     <w:p>
       <w:pPr>
@@ -148,7 +163,7 @@
         <w:rPr>
           <w:rFonts w:hint="eastAsia"/>
         </w:rPr>
-        <w:t>方法上遵循四条原则。一是来源分优先级，交易所与监管机构的公开披露、上市公司定期报告优先于第三方统计，第三方统计优先于媒体报道和企业自主宣传。二是口径逐项标注，行业尚无统一统计标准，报告对每项关键数据均注明来源与口径，不同来源的同一指标并列呈现，不作合并或平均。三是分歧显性化，存在争议的判断不强行统一，轧差和倒算得到的数据在图表附注中说明计算过程。四是结论指向决策，每一环节的分析都落到"对标的意味着什么"。</w:t>
+        <w:t>方法上拟遵循四条原则。一是来源分优先级，交易所与监管机构的公开披露、上市公司定期报告优先于第三方统计，第三方统计优先于媒体报道和企业自主宣传。二是口径逐项标注，行业尚无统一统计标准，对每项关键数据都注明来源与口径，不同来源的同一指标并列呈现，不作合并或平均。三是分歧显性化，存在争议的判断不强行统一，轧差和倒算得到的数据在图表附注中说明计算过程。四是结论指向决策，每一环节的分析都要落到"对标的意味着什么"。</w:t>
       </w:r>
     </w:p>
     <w:p>
@@ -159,7 +174,7 @@
         <w:rPr>
           <w:rFonts w:hint="eastAsia"/>
         </w:rPr>
-        <w:t>数据大体分五类：交易所与监管机构的公开披露文件，上市公司的定期报告与公告，第三方专业机构的行业统计，政府部门与官方媒体发布的政策与产业信息，以及企业官网、展会资料和行业媒体报道。渠道上以公开检索为主，每一项数据的具体出处已在报告图表附注和配套Excel文件中逐条列明。</w:t>
+        <w:t>数据拟取五类：交易所与监管机构的公开披露文件，上市公司的定期报告与公告，第三方专业机构的行业统计，政府部门与官方媒体发布的政策与产业信息，以及企业官网、展会资料和行业媒体报道。渠道上以公开检索为主，具体出处随报告图表逐项标注，并单独整理一份图表数据底稿备查。</w:t>
       </w:r>
     </w:p>
     <w:p>
@@ -167,15 +182,15 @@
         <w:pStyle w:val="2"/>
         <w:spacing w:before="156" w:after="156"/>
       </w:pPr>
-      <w:bookmarkStart w:id="1003" w:name="_Toc900003"/>
+      <w:bookmarkStart w:id="1004" w:name="_Toc900004"/>
       <w:r>
         <w:rPr>
           <w:rFonts w:hint="eastAsia"/>
           <w:b/>
         </w:rPr>
-        <w:t>工作节奏与下一步</w:t>
-      </w:r>
-      <w:bookmarkEnd w:id="1003"/>
+        <w:t>工作节奏安排</w:t>
+      </w:r>
+      <w:bookmarkEnd w:id="1004"/>
     </w:p>
     <w:p>
       <w:pPr>
@@ -185,18 +200,7 @@
         <w:rPr>
           <w:rFonts w:hint="eastAsia"/>
         </w:rPr>
-        <w:t>案头研究阶段已完成，形成研究报告、图表数据底稿和本memo三份材料。</w:t>
-      </w:r>
-    </w:p>
-    <w:p>
-      <w:pPr>
-        <w:pStyle w:val="a0"/>
-      </w:pPr>
-      <w:r>
-        <w:rPr>
-          <w:rFonts w:hint="eastAsia"/>
-        </w:rPr>
-        <w:t>下一步分三步走。拜访前，按报告第八章的问题清单准备访谈提纲，同时在内部核对我司在这条产业链上的项目储备，补上本次因只能使用公开信息而未能覆盖的部分。拜访当日，重点核实客户结构与量产导入、产能与良率、价格与毛利趋势、自研编码器与驱动器的实际水平、技术路线适配性，以及财务与资本化规划。拜访后一周内，用现场获取的信息修正报告第八章的初步判断，形成对标的的业务机会判断与后续跟进建议。</w:t>
+        <w:t>拟分四步推进。第一步案头研究，按上述提纲完成报告正文，同步整理图表数据底稿。第二步拜访准备，按第八章的问题清单形成访谈提纲，同时在内部核对我司在这条产业链上的项目储备，补上仅靠公开信息无法覆盖的部分。第三步实地拜访，重点核实客户结构与量产导入、产能与良率、价格与毛利趋势、自研编码器与驱动器的实际水平、技术路线适配性，以及财务与资本化规划。第四步拜访后一周内复盘，用现场获取的信息修正初步判断，形成对标的的业务机会判断与后续跟进建议。</w:t>
       </w:r>
     </w:p>
     <w:p>
@@ -204,15 +208,15 @@
         <w:pStyle w:val="2"/>
         <w:spacing w:before="156" w:after="156"/>
       </w:pPr>
-      <w:bookmarkStart w:id="1004" w:name="_Toc900004"/>
+      <w:bookmarkStart w:id="1005" w:name="_Toc900005"/>
       <w:r>
         <w:rPr>
           <w:rFonts w:hint="eastAsia"/>
           <w:b/>
         </w:rPr>
-        <w:t>需要提示的事项</w:t>
-      </w:r>
-      <w:bookmarkEnd w:id="1004"/>
+        <w:t>需提请注意的问题</w:t>
+      </w:r>
+      <w:bookmarkEnd w:id="1005"/>
     </w:p>
     <w:p>
       <w:pPr>
@@ -222,7 +226,7 @@
         <w:rPr>
           <w:rFonts w:hint="eastAsia"/>
         </w:rPr>
-        <w:t>数据上有三点需要注意。一是口径不统一，报告中"2025年中国出货2万台"与"全球出货1.7万台、中国1.44万台"来自不同统计体系，不可直接比较；二是未上市企业的经营数据与估值均来自公开报道，未经审计核验；三是前瞻性数据仅作方向性参考，行业规划产能与实际交付历史上差距明显。</w:t>
+        <w:t>研究开始前已可预见三处数据局限：一是统计口径不统一，各机构对出货量的边界界定差异较大，同一指标的不同来源不可直接比较；二是未上市企业的经营数据与估值只能取自公开报道，无法审计核验；三是行业规划产能与实际交付历史上差距明显，前瞻性数据只能作方向性参考。上述三点拟在报告中逐项标注，不作模糊处理。</w:t>
       </w:r>
     </w:p>
     <w:p>
@@ -233,7 +237,7 @@
         <w:rPr>
           <w:rFonts w:hint="eastAsia"/>
         </w:rPr>
-        <w:t>另需说明，第七章对我司相关项目的梳理仅覆盖可公开检索到的部分，不构成完整清单；报告信息核验至2026年8月上旬，正式对外使用前建议对关键数字再做一次复核。</w:t>
+        <w:t>另有一处需要说明，第七章涉及我司自身项目，公开渠道能检索到的信息有限，靠案头研究难以形成完整清单，拟在拜访准备阶段通过内部项目系统补齐。</w:t>
       </w:r>
     </w:p>
     <w:sectPr>

--- a/output/中国人形机器人产业链研究_大纲与数据来源memo.docx
+++ b/output/中国人形机器人产业链研究_大纲与数据来源memo.docx
@@ -163,7 +163,7 @@
         <w:rPr>
           <w:rFonts w:hint="eastAsia"/>
         </w:rPr>
-        <w:t>方法上拟遵循四条原则。一是来源分优先级，交易所与监管机构的公开披露、上市公司定期报告优先于第三方统计，第三方统计优先于媒体报道和企业自主宣传。二是口径逐项标注，行业尚无统一统计标准，对每项关键数据都注明来源与口径，不同来源的同一指标并列呈现，不作合并或平均。三是分歧显性化，存在争议的判断不强行统一，轧差和倒算得到的数据在图表附注中说明计算过程。四是结论指向决策，每一环节的分析都要落到"对标的意味着什么"。</w:t>
+        <w:t>方法上拟遵循四条原则。一是来源分优先级，交易所与监管机构的公开披露、上市公司定期报告优先于第三方统计，第三方统计优先于媒体报道和企业自主宣传。二是口径逐项标注，行业尚无统一统计标准，对每项关键数据都注明来源与口径，不同来源的同一指标并列呈现，不作合并或平均。三是分歧显性化，存在争议的判断不强行统一，轧差和倒算得到的数据在图表附注中说明计算过程。四是结论指向决策，每一环节的分析都要落到“对标的意味着什么”。</w:t>
       </w:r>
     </w:p>
     <w:p>
